--- a/ieltswritting.docx
+++ b/ieltswritting.docx
@@ -18555,6 +18555,102 @@
         <w:lastRenderedPageBreak/>
         <w:t>Netflix forecast revenue of $11.96 billion for the fourth quarter, compared with Wall Street's projection for $11.9 billion. Third-quarter revenue was roughly in line with forecasts, at $11.5 billion, according to LSEG data.</w:t>
       </w:r>
+    </w:p>
+    <w:p>
+      <w:pPr>
+        <w:rPr>
+          <w:rFonts w:ascii="Times New Roman" w:hAnsi="Times New Roman" w:cs="Times New Roman"/>
+          <w:sz w:val="32"/>
+          <w:szCs w:val="32"/>
+        </w:rPr>
+      </w:pPr>
+      <w:r>
+        <w:rPr>
+          <w:rFonts w:ascii="Times New Roman" w:hAnsi="Times New Roman" w:cs="Times New Roman"/>
+          <w:sz w:val="32"/>
+          <w:szCs w:val="32"/>
+        </w:rPr>
+        <w:t>There was a slight uptick in the share planning to purchase a motor vehicle, mostly used cars. Fewer intended to buy refrigerators, television sets and clothes dryers. There was, however, a modest rise in the share planning to purchase washing machines and vacuum cleaners.</w:t>
+      </w:r>
+      <w:r>
+        <w:rPr>
+          <w:rFonts w:ascii="Arial" w:eastAsia="Times New Roman" w:hAnsi="Arial" w:cs="Arial"/>
+          <w:color w:val="404040"/>
+          <w:kern w:val="0"/>
+          <w:sz w:val="27"/>
+          <w:szCs w:val="27"/>
+          <w14:ligatures w14:val="none"/>
+        </w:rPr>
+        <w:t xml:space="preserve"> </w:t>
+      </w:r>
+      <w:r>
+        <w:rPr>
+          <w:rFonts w:ascii="Times New Roman" w:hAnsi="Times New Roman" w:cs="Times New Roman"/>
+          <w:sz w:val="32"/>
+          <w:szCs w:val="32"/>
+        </w:rPr>
+        <w:t> The U.S. </w:t>
+      </w:r>
+      <w:hyperlink r:id="rId7" w:history="1">
+        <w:r>
+          <w:rPr>
+            <w:rStyle w:val="Hyperlink"/>
+            <w:rFonts w:ascii="Times New Roman" w:hAnsi="Times New Roman" w:cs="Times New Roman"/>
+            <w:color w:val="auto"/>
+            <w:sz w:val="32"/>
+            <w:szCs w:val="32"/>
+            <w:u w:val="none"/>
+          </w:rPr>
+          <w:t>central bank</w:t>
+        </w:r>
+      </w:hyperlink>
+      <w:r>
+        <w:rPr>
+          <w:rFonts w:ascii="Times New Roman" w:hAnsi="Times New Roman" w:cs="Times New Roman"/>
+          <w:sz w:val="32"/>
+          <w:szCs w:val="32"/>
+        </w:rPr>
+        <w:t> is expected to lower its benchmark overnight interest rate by another 25 basis points to the 3.75%-4.00% range at the end of a two-day meeting on Wednesday.Stocks on Wall Street hovered near record highs. The dollar fell against a basket of currencies and U.S. Treasury yields edged lower ahead of the Fed's rate decision.</w:t>
+      </w:r>
+      <w:r>
+        <w:rPr>
+          <w:rFonts w:ascii="Arial" w:hAnsi="Arial" w:cs="Arial"/>
+          <w:color w:val="404040"/>
+        </w:rPr>
+        <w:t xml:space="preserve"> </w:t>
+      </w:r>
+      <w:r>
+        <w:rPr>
+          <w:rFonts w:ascii="Times New Roman" w:hAnsi="Times New Roman" w:cs="Times New Roman"/>
+          <w:sz w:val="32"/>
+          <w:szCs w:val="32"/>
+        </w:rPr>
+        <w:t>The Conference Board said its consumer confidence index fell to 94.6 this month, the lowest reading since April, from an upwardly revised 95.6 in September. Economists polled by Reuters had forecast the index slipping to 93.2 from the previously reported 94.2 in September.</w:t>
+      </w:r>
+      <w:r>
+        <w:rPr>
+          <w:rFonts w:ascii="Arial" w:hAnsi="Arial" w:cs="Arial"/>
+          <w:color w:val="404040"/>
+        </w:rPr>
+        <w:t xml:space="preserve"> </w:t>
+      </w:r>
+      <w:r>
+        <w:rPr>
+          <w:rFonts w:ascii="Times New Roman" w:hAnsi="Times New Roman" w:cs="Times New Roman"/>
+          <w:sz w:val="32"/>
+          <w:szCs w:val="32"/>
+        </w:rPr>
+        <w:t>The decline in confidence was concentrated among consumers under the age of 35 and to a lesser extent those above 55 years, and improved among the 35 to 54 cohort.</w:t>
+      </w:r>
+    </w:p>
+    <w:p>
+      <w:pPr>
+        <w:rPr>
+          <w:rFonts w:ascii="Times New Roman" w:hAnsi="Times New Roman" w:cs="Times New Roman"/>
+          <w:sz w:val="32"/>
+          <w:szCs w:val="32"/>
+        </w:rPr>
+      </w:pPr>
     </w:p>
     <w:p>
       <w:pPr>
@@ -34732,6 +34828,29 @@
       <w:bCs/>
     </w:rPr>
   </w:style>
+  <w:style w:type="character" w:styleId="Hyperlink">
+    <w:name w:val="Hyperlink"/>
+    <w:basedOn w:val="DefaultParagraphFont"/>
+    <w:uiPriority w:val="99"/>
+    <w:unhideWhenUsed/>
+    <w:rsid w:val="00F21B6C"/>
+    <w:rPr>
+      <w:color w:val="0563C1" w:themeColor="hyperlink"/>
+      <w:u w:val="single"/>
+    </w:rPr>
+  </w:style>
+  <w:style w:type="character" w:styleId="UnresolvedMention">
+    <w:name w:val="Unresolved Mention"/>
+    <w:basedOn w:val="DefaultParagraphFont"/>
+    <w:uiPriority w:val="99"/>
+    <w:semiHidden/>
+    <w:unhideWhenUsed/>
+    <w:rsid w:val="00F21B6C"/>
+    <w:rPr>
+      <w:color w:val="605E5C"/>
+      <w:shd w:val="clear" w:color="auto" w:fill="E1DFDD"/>
+    </w:rPr>
+  </w:style>
 </w:styles>
 </file>
 
